--- a/templates/pleadings/fragments/notice.docx
+++ b/templates/pleadings/fragments/notice.docx
@@ -8,7 +8,6 @@
         <w:pageBreakBefore/>
       </w:pPr>
       <w:r>
-        <w:lastRenderedPageBreak/>
         <w:t>TO ALL PARTIES AND THEIR ATTORNEYS OF RECORD:</w:t>
       </w:r>
     </w:p>
@@ -125,14 +124,17 @@
       </w:r>
       <w:proofErr w:type="gramStart"/>
       <w:r>
-        <w:t>" }}</w:t>
-      </w:r>
-      <w:r>
-        <w:t>move</w:t>
+        <w:t>" }</w:t>
       </w:r>
       <w:proofErr w:type="gramEnd"/>
       <w:r>
+        <w:t>}</w:t>
+      </w:r>
+      <w:r>
         <w:t xml:space="preserve"> </w:t>
+      </w:r>
+      <w:r>
+        <w:t xml:space="preserve">move </w:t>
       </w:r>
       <w:r>
         <w:rPr>
@@ -180,22 +182,15 @@
         <w:t xml:space="preserve">Dated: </w:t>
       </w:r>
       <w:r>
-        <w:fldChar w:fldCharType="begin"/>
-      </w:r>
-      <w:r>
-        <w:instrText xml:space="preserve"> DATE \@ "MMMM d, yyyy" </w:instrText>
-      </w:r>
-      <w:r>
-        <w:fldChar w:fldCharType="separate"/>
-      </w:r>
-      <w:r>
-        <w:rPr>
-          <w:noProof/>
-        </w:rPr>
-        <w:t>January 15, 2026</w:t>
-      </w:r>
-      <w:r>
-        <w:fldChar w:fldCharType="end"/>
+        <w:t xml:space="preserve">{{ </w:t>
+      </w:r>
+      <w:proofErr w:type="spellStart"/>
+      <w:r>
+        <w:t>date_formatted</w:t>
+      </w:r>
+      <w:proofErr w:type="spellEnd"/>
+      <w:r>
+        <w:t xml:space="preserve"> }}</w:t>
       </w:r>
       <w:r>
         <w:tab/>
@@ -318,14 +313,7 @@
       </w:r>
       <w:r>
         <w:tab/>
-      </w:r>
-      <w:proofErr w:type="gramStart"/>
-      <w:r>
-        <w:t>By</w:t>
-      </w:r>
-      <w:proofErr w:type="gramEnd"/>
-      <w:r>
-        <w:t>:</w:t>
+        <w:t>By:</w:t>
       </w:r>
       <w:r>
         <w:tab/>
@@ -632,22 +620,6 @@
       <w:pPr>
         <w:spacing w:line="240" w:lineRule="auto"/>
       </w:pPr>
-    </w:p>
-  </w:footnote>
-  <w:footnote w:id="2">
-    <w:p>
-      <w:r>
-        <w:rPr>
-          <w:rStyle w:val="FootnoteReference"/>
-        </w:rPr>
-        <w:footnoteRef/>
-      </w:r>
-      <w:r>
-        <w:t xml:space="preserve"> </w:t>
-      </w:r>
-      <w:r>
-        <w:t>Pursuant to Local Rule 5-4.3.4, as the filer of this document, I attest that all other signatories listed, and on whose behalf the filing is submitted, concur in the filing’s content and have authorized the filing.</w:t>
-      </w:r>
     </w:p>
   </w:footnote>
 </w:footnotes>
